--- a/00-SORU-YAZARI-ANALIZI-VE-PROMPTLAR/04-SORU-PROMPTU-2_SAIR-MEVZUAT.docx
+++ b/00-SORU-YAZARI-ANALIZI-VE-PROMPTLAR/04-SORU-PROMPTU-2_SAIR-MEVZUAT.docx
@@ -2700,7 +2700,13 @@
         <w:pStyle w:val="FirstParagraph"/>
       </w:pPr>
       <w:r>
-        <w:t xml:space="preserve">Olumsuz %30–35 · Düz/liste %20–25 · Öncüllü %15–18 · Eşleştirme %8–10 · Doğru %7–9 · Boşluk %4–6 · Kavram %3–5 · Vaka %2–3.</w:t>
+        <w:t xml:space="preserve">Olumsuz %32–36 · Düz/liste %22–26 · Öncüllü %17–19 · Eşleştirme %5–8 · Kavram %5–6 · Doğru %5–6 · Boşluk %4–6 · Vaka %1–2.</w:t>
+      </w:r>
+      <w:r>
+        <w:t xml:space="preserve"> </w:t>
+      </w:r>
+      <w:r>
+        <w:t xml:space="preserve">(Gerçek sair sözel soruları: 5 yıl ortalaması olumsuz %36, düz %27, öncüllü %17, doğru %6, kavram %5, eşleştirme %5, boşluk %4, vaka %1. 2024–25’te eşleştirme %8’e, boşluk %6’ya çıktı. Hedef bantlar son iki yıla ağırlık verir.)</w:t>
       </w:r>
     </w:p>
     <w:p>

--- a/00-SORU-YAZARI-ANALIZI-VE-PROMPTLAR/04-SORU-PROMPTU-2_SAIR-MEVZUAT.docx
+++ b/00-SORU-YAZARI-ANALIZI-VE-PROMPTLAR/04-SORU-PROMPTU-2_SAIR-MEVZUAT.docx
@@ -330,6 +330,15 @@
           <w:rStyle w:val="VerbatimChar"/>
         </w:rPr>
         <w:t xml:space="preserve">HARİÇ: [...]</w:t>
+      </w:r>
+      <w:r>
+        <w:br/>
+      </w:r>
+      <w:r>
+        <w:rPr>
+          <w:rStyle w:val="VerbatimChar"/>
+        </w:rPr>
+        <w:t xml:space="preserve">ALT TİP: [OTOMATİK (varsayılan; Bölüm 5) | ör. O1×3, E1×2, B1×1 | KARMA-24-25]</w:t>
       </w:r>
       <w:r>
         <w:br/>
@@ -2710,22 +2719,105 @@
       </w:r>
     </w:p>
     <w:p>
-      <w:r>
-        <w:pict>
-          <v:rect style="width:0;height:1.5pt" o:hralign="center" o:hrstd="t" o:hr="t"/>
-        </w:pict>
-      </w:r>
-    </w:p>
-    <w:bookmarkEnd w:id="33"/>
-    <w:bookmarkStart w:id="34" w:name="dil-biçim-yasaklar"/>
-    <w:p>
-      <w:pPr>
-        <w:pStyle w:val="Heading2"/>
-      </w:pPr>
-      <w:r>
-        <w:t xml:space="preserve">6. DİL, BİÇİM, YASAKLAR</w:t>
-      </w:r>
-    </w:p>
+      <w:pPr>
+        <w:pStyle w:val="BodyText"/>
+      </w:pPr>
+      <w:r>
+        <w:rPr>
+          <w:bCs/>
+          <w:b/>
+        </w:rPr>
+        <w:t xml:space="preserve">Alt tip hedefi</w:t>
+      </w:r>
+      <w:r>
+        <w:t xml:space="preserve"> </w:t>
+      </w:r>
+      <w:r>
+        <w:t xml:space="preserve">(kodlar, gerçek örnekler ve üretim tarifleri</w:t>
+      </w:r>
+      <w:r>
+        <w:t xml:space="preserve"> </w:t>
+      </w:r>
+      <w:r>
+        <w:rPr>
+          <w:rStyle w:val="VerbatimChar"/>
+        </w:rPr>
+        <w:t xml:space="preserve">12-SORU-TIPI-KATALOGU</w:t>
+      </w:r>
+      <w:r>
+        <w:t xml:space="preserve"> </w:t>
+      </w:r>
+      <w:r>
+        <w:t xml:space="preserve">dosyasında). Gerçek sair soruları (143): O1 %24 · O2 %10 (2024–25’te %5) · D3 %9 · D2 %8 · D6 %6 · Ö1 %6 · Ö3 %5 · K1 %5 · G1 %4 · Ö2 %4 · E1 %4 · B1 %3 · D4 %2.</w:t>
+      </w:r>
+    </w:p>
+    <w:tbl>
+      <w:tblPr>
+        <w:tblStyle w:val="Table"/>
+        <w:tblW w:type="pct" w:w="5000"/>
+        <w:tblLook w:firstRow="1" w:lastRow="0" w:firstColumn="0" w:lastColumn="0" w:noHBand="0" w:noVBand="0" w:val="0020"/>
+        <w:jc w:val="start"/>
+      </w:tblPr>
+      <w:tblGrid>
+        <w:gridCol w:w="1584"/>
+        <w:gridCol w:w="6336"/>
+      </w:tblGrid>
+      <w:tr>
+        <w:trPr>
+          <w:tblHeader w:val="true"/>
+        </w:trPr>
+        <w:tc>
+          <w:tcPr/>
+          <w:p>
+            <w:pPr>
+              <w:pStyle w:val="Compact"/>
+              <w:jc w:val="left"/>
+            </w:pPr>
+            <w:r>
+              <w:t xml:space="preserve">Bölüm</w:t>
+            </w:r>
+          </w:p>
+        </w:tc>
+        <w:tc>
+          <w:tcPr/>
+          <w:p>
+            <w:pPr>
+              <w:pStyle w:val="Compact"/>
+              <w:jc w:val="left"/>
+            </w:pPr>
+            <w:r>
+              <w:t xml:space="preserve">Alt tip hedefi</w:t>
+            </w:r>
+          </w:p>
+        </w:tc>
+      </w:tr>
+      <w:tr>
+        <w:tc>
+          <w:tcPr/>
+          <w:p>
+            <w:pPr>
+              <w:pStyle w:val="Compact"/>
+              <w:jc w:val="left"/>
+            </w:pPr>
+            <w:r>
+              <w:t xml:space="preserve">Sair bölümü (30 soru)</w:t>
+            </w:r>
+          </w:p>
+        </w:tc>
+        <w:tc>
+          <w:tcPr/>
+          <w:p>
+            <w:pPr>
+              <w:pStyle w:val="Compact"/>
+              <w:jc w:val="left"/>
+            </w:pPr>
+            <w:r>
+              <w:t xml:space="preserve">O1 7 · D3 3 · D2 2 · O2 2 · Ö1 2 · Ö3 2 · K1 2 · E1 2 · B1 1 · D6 1 · G1 1 · Ö2 1 · Ö4 1 · D4 1 · esnek 2 (G2, E3, D5, O3, Ö5)</w:t>
+            </w:r>
+          </w:p>
+        </w:tc>
+      </w:tr>
+    </w:tbl>
     <w:p>
       <w:pPr>
         <w:numPr>
@@ -2735,7 +2827,29 @@
         <w:pStyle w:val="Compact"/>
       </w:pPr>
       <w:r>
-        <w:t xml:space="preserve">Ülke, kurum ve belge adları resmî adlarıyla yazılır (Türkiye/Azerbaycan Tercihli Ticaret Anlaşması; EUR.1 Dolaşım Belgesi).</w:t>
+        <w:rPr>
+          <w:bCs/>
+          <w:b/>
+        </w:rPr>
+        <w:t xml:space="preserve">O1 Sair’in dilidir:</w:t>
+      </w:r>
+      <w:r>
+        <w:t xml:space="preserve"> </w:t>
+      </w:r>
+      <w:r>
+        <w:t xml:space="preserve">taraf olmayan ülke, komşu listeden gerçek öğe, minimal çift (brüt/net, MRN/LRN), başka hukuk dalından kavram, uydurma ama inandırıcı terim (</w:t>
+      </w:r>
+      <w:r>
+        <w:t xml:space="preserve">“</w:t>
+      </w:r>
+      <w:r>
+        <w:t xml:space="preserve">indirgeme yöntemi</w:t>
+      </w:r>
+      <w:r>
+        <w:t xml:space="preserve">”</w:t>
+      </w:r>
+      <w:r>
+        <w:t xml:space="preserve">).</w:t>
       </w:r>
     </w:p>
     <w:p>
@@ -2747,25 +2861,17 @@
         <w:pStyle w:val="Compact"/>
       </w:pPr>
       <w:r>
-        <w:t xml:space="preserve">Güncelliği belirsiz liste veya eşiği doğru cevap yapma. Gerekirse soruyu</w:t>
+        <w:rPr>
+          <w:bCs/>
+          <w:b/>
+        </w:rPr>
+        <w:t xml:space="preserve">D3 O1’in aynasıdır:</w:t>
       </w:r>
       <w:r>
         <w:t xml:space="preserve"> </w:t>
       </w:r>
       <w:r>
-        <w:t xml:space="preserve">“</w:t>
-      </w:r>
-      <w:r>
-        <w:t xml:space="preserve">sınav yılı itibarıyla</w:t>
-      </w:r>
-      <w:r>
-        <w:t xml:space="preserve">”</w:t>
-      </w:r>
-      <w:r>
-        <w:t xml:space="preserve"> </w:t>
-      </w:r>
-      <w:r>
-        <w:t xml:space="preserve">kaydıyla kur ve gerekçede kaynak tarihini yaz.</w:t>
+        <w:t xml:space="preserve">dört istisna arasında tek tabi olan (damga vergisinde konşimento), AB üyeleri arasında tek EFTA üyesi.</w:t>
       </w:r>
     </w:p>
     <w:p>
@@ -2777,23 +2883,17 @@
         <w:pStyle w:val="Compact"/>
       </w:pPr>
       <w:r>
-        <w:t xml:space="preserve">Uydurma kurum, belge veya liste ancak</w:t>
-      </w:r>
-      <w:r>
-        <w:t xml:space="preserve"> </w:t>
-      </w:r>
-      <w:r>
         <w:rPr>
           <w:bCs/>
           <w:b/>
         </w:rPr>
-        <w:t xml:space="preserve">tek</w:t>
+        <w:t xml:space="preserve">D2’de dört hile:</w:t>
       </w:r>
       <w:r>
         <w:t xml:space="preserve"> </w:t>
       </w:r>
       <w:r>
-        <w:t xml:space="preserve">çeldiricide ve gerçek dünyada makul ise kullanılır.</w:t>
+        <w:t xml:space="preserve">anlaşma adından türetilmiş uydurma belge (TR-OZB), ikiz kavram (E/e işareti), ad benzerliği (DGÖ/DTÖ), kurum kaydırma.</w:t>
       </w:r>
     </w:p>
     <w:p>
@@ -2805,7 +2905,51 @@
         <w:pStyle w:val="Compact"/>
       </w:pPr>
       <w:r>
-        <w:t xml:space="preserve">Çıkmış soruyu kopyalama. Harf dağılımı N/5 ± 2. Doğru şıkkı hep en uzun yapma.</w:t>
+        <w:rPr>
+          <w:bCs/>
+          <w:b/>
+        </w:rPr>
+        <w:t xml:space="preserve">D4 üçlü şık</w:t>
+      </w:r>
+      <w:r>
+        <w:t xml:space="preserve"> </w:t>
+      </w:r>
+      <w:r>
+        <w:t xml:space="preserve">(</w:t>
+      </w:r>
+      <w:r>
+        <w:t xml:space="preserve">“</w:t>
+      </w:r>
+      <w:r>
+        <w:t xml:space="preserve">hangi şıktaki ülkelerin tamamı ile STA vardır</w:t>
+      </w:r>
+      <w:r>
+        <w:t xml:space="preserve">”</w:t>
+      </w:r>
+      <w:r>
+        <w:t xml:space="preserve">): her yanlış üçlüde tek bir yabancı.</w:t>
+      </w:r>
+    </w:p>
+    <w:p>
+      <w:pPr>
+        <w:numPr>
+          <w:ilvl w:val="0"/>
+          <w:numId w:val="1008"/>
+        </w:numPr>
+        <w:pStyle w:val="Compact"/>
+      </w:pPr>
+      <w:r>
+        <w:rPr>
+          <w:bCs/>
+          <w:b/>
+        </w:rPr>
+        <w:t xml:space="preserve">E1, B1, G2, Ö4</w:t>
+      </w:r>
+      <w:r>
+        <w:t xml:space="preserve"> </w:t>
+      </w:r>
+      <w:r>
+        <w:t xml:space="preserve">son iki yılda yükselen biçimler: anlaşma–belge, tebliğ–kurum eşleştirmesi; eşik/form adı boşluk matrisi; uluslararası anlaşmalarda normatif güç merdiveni (zorunlu/teşvik/düzenleme yok); kanundaki komşu koşullar.</w:t>
       </w:r>
     </w:p>
     <w:p>
@@ -2815,87 +2959,96 @@
         </w:pict>
       </w:r>
     </w:p>
-    <w:bookmarkEnd w:id="34"/>
-    <w:bookmarkStart w:id="35" w:name="öz-denetim-ve-çikti"/>
+    <w:bookmarkEnd w:id="33"/>
+    <w:bookmarkStart w:id="34" w:name="dil-biçim-yasaklar"/>
     <w:p>
       <w:pPr>
         <w:pStyle w:val="Heading2"/>
       </w:pPr>
       <w:r>
-        <w:t xml:space="preserve">7. ÖZ-DENETİM ve ÇIKTI</w:t>
-      </w:r>
-    </w:p>
-    <w:p>
-      <w:pPr>
-        <w:pStyle w:val="FirstParagraph"/>
-      </w:pPr>
-      <w:r>
-        <w:t xml:space="preserve">Genel promptun 10. ve 11. bölümleri aynen geçerlidir. Çıktı biçimi:</w:t>
-      </w:r>
-    </w:p>
-    <w:p>
-      <w:pPr>
-        <w:pStyle w:val="SourceCode"/>
-      </w:pPr>
-      <w:r>
-        <w:rPr>
-          <w:rStyle w:val="VerbatimChar"/>
-        </w:rPr>
-        <w:t xml:space="preserve">### [Mevzuat adı – Madde/konu]</w:t>
-      </w:r>
-      <w:r>
-        <w:br/>
-      </w:r>
-      <w:r>
-        <w:rPr>
-          <w:rStyle w:val="VerbatimChar"/>
-        </w:rPr>
-        <w:t xml:space="preserve">1- [Kök]</w:t>
-      </w:r>
-      <w:r>
-        <w:br/>
-      </w:r>
-      <w:r>
-        <w:rPr>
-          <w:rStyle w:val="VerbatimChar"/>
-        </w:rPr>
-        <w:t xml:space="preserve">A) … B) … C) … D) … E) …</w:t>
-      </w:r>
-      <w:r>
-        <w:br/>
-      </w:r>
-      <w:r>
-        <w:rPr>
-          <w:rStyle w:val="VerbatimChar"/>
-        </w:rPr>
-        <w:t xml:space="preserve">Doğru Cevap: X</w:t>
-      </w:r>
-      <w:r>
-        <w:br/>
-      </w:r>
-      <w:r>
-        <w:rPr>
-          <w:rStyle w:val="VerbatimChar"/>
-        </w:rPr>
-        <w:t xml:space="preserve">Gerekçe: … (MD …)</w:t>
-      </w:r>
-      <w:r>
-        <w:br/>
-      </w:r>
-      <w:r>
-        <w:rPr>
-          <w:rStyle w:val="VerbatimChar"/>
-        </w:rPr>
-        <w:t xml:space="preserve">Tuzak: …</w:t>
-      </w:r>
-      <w:r>
-        <w:br/>
-      </w:r>
-      <w:r>
-        <w:rPr>
-          <w:rStyle w:val="VerbatimChar"/>
-        </w:rPr>
-        <w:t xml:space="preserve">Kalıp/Teknik: …</w:t>
+        <w:t xml:space="preserve">6. DİL, BİÇİM, YASAKLAR</w:t>
+      </w:r>
+    </w:p>
+    <w:p>
+      <w:pPr>
+        <w:numPr>
+          <w:ilvl w:val="0"/>
+          <w:numId w:val="1009"/>
+        </w:numPr>
+        <w:pStyle w:val="Compact"/>
+      </w:pPr>
+      <w:r>
+        <w:t xml:space="preserve">Ülke, kurum ve belge adları resmî adlarıyla yazılır (Türkiye/Azerbaycan Tercihli Ticaret Anlaşması; EUR.1 Dolaşım Belgesi).</w:t>
+      </w:r>
+    </w:p>
+    <w:p>
+      <w:pPr>
+        <w:numPr>
+          <w:ilvl w:val="0"/>
+          <w:numId w:val="1009"/>
+        </w:numPr>
+        <w:pStyle w:val="Compact"/>
+      </w:pPr>
+      <w:r>
+        <w:t xml:space="preserve">Güncelliği belirsiz liste veya eşiği doğru cevap yapma. Gerekirse soruyu</w:t>
+      </w:r>
+      <w:r>
+        <w:t xml:space="preserve"> </w:t>
+      </w:r>
+      <w:r>
+        <w:t xml:space="preserve">“</w:t>
+      </w:r>
+      <w:r>
+        <w:t xml:space="preserve">sınav yılı itibarıyla</w:t>
+      </w:r>
+      <w:r>
+        <w:t xml:space="preserve">”</w:t>
+      </w:r>
+      <w:r>
+        <w:t xml:space="preserve"> </w:t>
+      </w:r>
+      <w:r>
+        <w:t xml:space="preserve">kaydıyla kur ve gerekçede kaynak tarihini yaz.</w:t>
+      </w:r>
+    </w:p>
+    <w:p>
+      <w:pPr>
+        <w:numPr>
+          <w:ilvl w:val="0"/>
+          <w:numId w:val="1009"/>
+        </w:numPr>
+        <w:pStyle w:val="Compact"/>
+      </w:pPr>
+      <w:r>
+        <w:t xml:space="preserve">Uydurma kurum, belge veya liste ancak</w:t>
+      </w:r>
+      <w:r>
+        <w:t xml:space="preserve"> </w:t>
+      </w:r>
+      <w:r>
+        <w:rPr>
+          <w:bCs/>
+          <w:b/>
+        </w:rPr>
+        <w:t xml:space="preserve">tek</w:t>
+      </w:r>
+      <w:r>
+        <w:t xml:space="preserve"> </w:t>
+      </w:r>
+      <w:r>
+        <w:t xml:space="preserve">çeldiricide ve gerçek dünyada makul ise kullanılır.</w:t>
+      </w:r>
+    </w:p>
+    <w:p>
+      <w:pPr>
+        <w:numPr>
+          <w:ilvl w:val="0"/>
+          <w:numId w:val="1009"/>
+        </w:numPr>
+        <w:pStyle w:val="Compact"/>
+      </w:pPr>
+      <w:r>
+        <w:t xml:space="preserve">Çıkmış soruyu kopyalama. Harf dağılımı N/5 ± 2. Doğru şıkkı hep en uzun yapma.</w:t>
       </w:r>
     </w:p>
     <w:p>
@@ -2905,6 +3058,96 @@
         </w:pict>
       </w:r>
     </w:p>
+    <w:bookmarkEnd w:id="34"/>
+    <w:bookmarkStart w:id="35" w:name="öz-denetim-ve-çikti"/>
+    <w:p>
+      <w:pPr>
+        <w:pStyle w:val="Heading2"/>
+      </w:pPr>
+      <w:r>
+        <w:t xml:space="preserve">7. ÖZ-DENETİM ve ÇIKTI</w:t>
+      </w:r>
+    </w:p>
+    <w:p>
+      <w:pPr>
+        <w:pStyle w:val="FirstParagraph"/>
+      </w:pPr>
+      <w:r>
+        <w:t xml:space="preserve">Genel promptun 10. ve 11. bölümleri aynen geçerlidir. Çıktı biçimi:</w:t>
+      </w:r>
+    </w:p>
+    <w:p>
+      <w:pPr>
+        <w:pStyle w:val="SourceCode"/>
+      </w:pPr>
+      <w:r>
+        <w:rPr>
+          <w:rStyle w:val="VerbatimChar"/>
+        </w:rPr>
+        <w:t xml:space="preserve">### [Mevzuat adı – Madde/konu]</w:t>
+      </w:r>
+      <w:r>
+        <w:br/>
+      </w:r>
+      <w:r>
+        <w:rPr>
+          <w:rStyle w:val="VerbatimChar"/>
+        </w:rPr>
+        <w:t xml:space="preserve">1- [Kök]</w:t>
+      </w:r>
+      <w:r>
+        <w:br/>
+      </w:r>
+      <w:r>
+        <w:rPr>
+          <w:rStyle w:val="VerbatimChar"/>
+        </w:rPr>
+        <w:t xml:space="preserve">A) … B) … C) … D) … E) …</w:t>
+      </w:r>
+      <w:r>
+        <w:br/>
+      </w:r>
+      <w:r>
+        <w:rPr>
+          <w:rStyle w:val="VerbatimChar"/>
+        </w:rPr>
+        <w:t xml:space="preserve">Doğru Cevap: X</w:t>
+      </w:r>
+      <w:r>
+        <w:br/>
+      </w:r>
+      <w:r>
+        <w:rPr>
+          <w:rStyle w:val="VerbatimChar"/>
+        </w:rPr>
+        <w:t xml:space="preserve">Gerekçe: … (MD …)</w:t>
+      </w:r>
+      <w:r>
+        <w:br/>
+      </w:r>
+      <w:r>
+        <w:rPr>
+          <w:rStyle w:val="VerbatimChar"/>
+        </w:rPr>
+        <w:t xml:space="preserve">Tuzak: …</w:t>
+      </w:r>
+      <w:r>
+        <w:br/>
+      </w:r>
+      <w:r>
+        <w:rPr>
+          <w:rStyle w:val="VerbatimChar"/>
+        </w:rPr>
+        <w:t xml:space="preserve">Kalıp/Teknik: …</w:t>
+      </w:r>
+    </w:p>
+    <w:p>
+      <w:r>
+        <w:pict>
+          <v:rect style="width:0;height:1.5pt" o:hralign="center" o:hrstd="t" o:hr="t"/>
+        </w:pict>
+      </w:r>
+    </w:p>
     <w:bookmarkEnd w:id="35"/>
     <w:bookmarkStart w:id="36" w:name="X244079943bbc8215793c0a6cf47e69ab333cbd5"/>
     <w:p>
@@ -3007,7 +3250,7 @@
         <w:rPr>
           <w:rStyle w:val="VerbatimChar"/>
         </w:rPr>
-        <w:t xml:space="preserve">Kalıp/Teknik: Belge – eşleştirme – belge kaydırma</w:t>
+        <w:t xml:space="preserve">Kalıp/Teknik: E1 – belge – belge kaydırma</w:t>
       </w:r>
     </w:p>
     <w:p>
@@ -3339,6 +3582,9 @@
     <w:abstractNumId w:val="991"/>
   </w:num>
   <w:num w:numId="1008">
+    <w:abstractNumId w:val="991"/>
+  </w:num>
+  <w:num w:numId="1009">
     <w:abstractNumId w:val="991"/>
   </w:num>
 </w:numbering>
